--- a/07_SCI_TUST/Chapter00_總綱/_backup_260722/03_摘要與關鍵字.docx
+++ b/07_SCI_TUST/Chapter00_總綱/_backup_260722/03_摘要與關鍵字.docx
@@ -9,7 +9,7 @@
           <w:b/>
           <w:sz w:val="32"/>
         </w:rPr>
-        <w:t>摘要與關鍵字（v0 草案）</w:t>
+        <w:t>摘要與關鍵字（v2；依新題目與缺口短版規則重寫）</w:t>
       </w:r>
     </w:p>
     <w:p>
@@ -19,7 +19,24 @@
           <w:b w:val="0"/>
           <w:sz w:val="22"/>
         </w:rPr>
-        <w:t>格式依前作：單段 ~450 字元，問題→缺口→方法→案例→「結果顯示」＋三個分號結論。數字待 L0 對照與終版圖表定案後回填（【】為佔位）。</w:t>
+        <w:t>規則：摘要第 2–3 句放缺口濃縮版（</w:t>
+      </w:r>
+      <w:r>
+        <w:rPr>
+          <w:rFonts w:ascii="Times New Roman" w:hAnsi="Times New Roman" w:eastAsia="標楷體"/>
+          <w:b w:val="0"/>
+          <w:color w:val="1F4EC8"/>
+          <w:sz w:val="22"/>
+        </w:rPr>
+        <w:t>(Wu et al., 2024)</w:t>
+      </w:r>
+      <w:r>
+        <w:rPr>
+          <w:rFonts w:ascii="Times New Roman" w:hAnsi="Times New Roman" w:eastAsia="標楷體"/>
+          <w:b w:val="0"/>
+          <w:sz w:val="22"/>
+        </w:rPr>
+        <w:t>「缺口說兩次」戰法）；結尾三分號結論式（前作格式）；不出現方法詞直到中段。</w:t>
       </w:r>
     </w:p>
     <w:p>
@@ -29,7 +46,25 @@
           <w:b w:val="0"/>
           <w:sz w:val="24"/>
         </w:rPr>
-        <w:t>營運中山岳隧道之襯砌開裂與地下水活動密切相關，然而現行依時變形研究多止於圍岩尺度，且隧道與坡地系統之互制分析多僅考慮地震荷載，長期水文循環驅動之襯砌損傷機制尚缺乏跨尺度之量化途徑。本文以阿里山林業鐵路某曲線段隧道為案例，建立坡地尺度滲流—隧道尺度門檻滯動潛變—襯砌尺度離散開裂之三尺度單向傳遞鏈，並以損傷—勁度回饋之交替耦合初探襯砌劣化之自增強效應；模型以三維工程地質模型錨定，材料參數具鑽探與室內試驗出處，模擬結果與現地雷射掃描裂縫展開圖同座標對照。結果顯示：雨峰窗口貢獻約九成之襯砌損傷增量，濕季損傷速率為初始乾季之 7.0 倍、退水後降至雨季之 0.5%，水位相位實質控制損傷節律；模擬裂縫呈帶狀分區且以環向為主導，與曲線異狀段之現地展開圖對照【吻合度敘述待 W1 統計】；雙向損傷回饋使 130 天累積損傷達單向之 2.83 倍，顯示襯砌劣化評估若忽略互制回饋將顯著低估【比例待 L0 分解】。</w:t>
+        <w:t>營運中山岳鐵路隧道之襯砌裂縫常與降雨及地下水活動高度相關，然其逐年演化之驅動機制尚缺乏定量解釋；既有研究多以穩態或單調水文情境處理地下水，且連續體模型無法顯式解析裂縫之萌生與擴展。本文以臺灣阿里山林業鐵路某曲線段營運隧道為對象，整合十年裂縫調查（雷射掃描兩期與三期展開圖）、裂縫計監測與水位觀測，建立三維工程地質模型錨定之跨尺度數值鏈——坡地尺度滲流、隧道尺度門檻滯動潛變、襯砌尺度鍵結顆粒離散開裂——重現水位年循環下襯砌損傷之時空發展，並以損傷—勁度回饋初探襯砌劣化之自增強效應。結果顯示：雨峰窗口貢獻約九成之損傷增量，濕季損傷速率為初始乾季之 7.0 倍、退水後降至雨季之 0.5%，水位相位實質控制損傷節律；模擬裂縫呈帶狀分區且以環向為主導，與曲線異狀段現地展開圖對照一致【W1 統計回填】；考慮損傷回饋後 130 天累積損傷達單向分析之 2.83 倍，顯示襯砌劣化評估若忽略互制回饋將顯著低估。</w:t>
+      </w:r>
+      <w:r>
+        <w:rPr>
+          <w:rFonts w:ascii="Times New Roman" w:hAnsi="Times New Roman" w:eastAsia="標楷體"/>
+          <w:b w:val="0"/>
+          <w:sz w:val="24"/>
+        </w:rPr>
+        <w:t xml:space="preserve">　</w:t>
+      </w:r>
+      <w:r>
+        <w:rPr>
+          <w:rFonts w:ascii="Times New Roman" w:hAnsi="Times New Roman" w:eastAsia="標楷體"/>
+          <w:b w:val="0"/>
+          <w:color w:val="000000"/>
+          <w:sz w:val="22"/>
+          <w:highlight w:val="yellow"/>
+        </w:rPr>
+        <w:t>【重點：缺口第2-3句＋三分號結論＋方法詞中段才出現】</w:t>
       </w:r>
     </w:p>
     <w:p>
@@ -39,7 +74,7 @@
           <w:b/>
           <w:sz w:val="28"/>
         </w:rPr>
-        <w:t>關鍵字（5–8）</w:t>
+        <w:t>關鍵字（5–8；含題目佔位詞）</w:t>
       </w:r>
     </w:p>
     <w:p>
@@ -49,7 +84,7 @@
           <w:b w:val="0"/>
           <w:sz w:val="24"/>
         </w:rPr>
-        <w:t>中：跨尺度數值模擬；襯砌開裂；地下水位循環；滯動潛變；FDM–DEM 耦合；隧道維養</w:t>
+        <w:t>EN: lining crack evolution; groundwater fluctuation; intermittent time-dependent deformation; operating tunnel; cross-scale simulation; tunnel maintenance</w:t>
       </w:r>
     </w:p>
     <w:p>
@@ -59,13 +94,10 @@
           <w:b w:val="0"/>
           <w:sz w:val="24"/>
         </w:rPr>
-        <w:t>EN: cross-scale simulation; lining cracking; groundwater cycling; intermittent creep; FDM–DEM coupling; tunnel maintenance</w:t>
+        <w:t>中：襯砌裂縫演化；地下水位循環；滯動依時變形；營運隧道；跨尺度模擬；隧道維養</w:t>
       </w:r>
     </w:p>
     <w:p>
-      <w:pPr>
-        <w:spacing w:after="240"/>
-      </w:pPr>
       <w:r>
         <w:rPr>
           <w:rFonts w:ascii="Times New Roman" w:hAnsi="Times New Roman" w:eastAsia="標楷體"/>
@@ -81,7 +113,7 @@
           <w:b w:val="0"/>
           <w:sz w:val="24"/>
         </w:rPr>
-        <w:t>摘要走向與關鍵字組合？（「損傷泵」一詞是否入摘要？）</w:t>
+        <w:t>摘要走向？「損傷泵」隱喻是否入摘要末句？</w:t>
       </w:r>
     </w:p>
     <w:sectPr>
